--- a/examples/doc/dfr_aedd.docx
+++ b/examples/doc/dfr_aedd.docx
@@ -2,14 +2,15 @@
 <file path=word/document.xml><?xml version="1.0" encoding="utf-8"?>
 <w:document xmlns:w="http://schemas.openxmlformats.org/wordprocessingml/2006/main" xmlns:m="http://schemas.openxmlformats.org/officeDocument/2006/math" xmlns:r="http://schemas.openxmlformats.org/officeDocument/2006/relationships" xmlns:o="urn:schemas-microsoft-com:office:office" xmlns:v="urn:schemas-microsoft-com:vml" xmlns:w10="urn:schemas-microsoft-com:office:word" xmlns:a="http://schemas.openxmlformats.org/drawingml/2006/main" xmlns:pic="http://schemas.openxmlformats.org/drawingml/2006/picture" xmlns:wp="http://schemas.openxmlformats.org/drawingml/2006/wordprocessingDrawing">
   <w:body>
-    <w:bookmarkStart w:id="31" w:name="aedd-example"/>
     <w:p>
       <w:pPr>
         <w:pStyle w:val="Heading1"/>
       </w:pPr>
+      <w:bookmarkStart w:id="9" w:name="_497c9845e118870f6fe844cb35e5859c94a3cf7"/>
       <w:r>
         <w:t xml:space="preserve">AEDD Example</w:t>
       </w:r>
+      <w:bookmarkEnd w:id="9"/>
     </w:p>
     <w:p>
       <w:pPr>
@@ -63,7 +64,7 @@
       <w:r>
         <w:t xml:space="preserve"> </w:t>
       </w:r>
-      <w:hyperlink r:id="rId20">
+      <w:hyperlink r:id="rId10">
         <w:r>
           <w:rPr>
             <w:rStyle w:val="Hyperlink"/>
@@ -72,14 +73,15 @@
         </w:r>
       </w:hyperlink>
     </w:p>
-    <w:bookmarkStart w:id="30" w:name="learning-goal"/>
     <w:p>
       <w:pPr>
         <w:pStyle w:val="Heading2"/>
       </w:pPr>
+      <w:bookmarkStart w:id="11" w:name="_aeb2b460d11636a1ae2dd54b28d50ba9b6c3451"/>
       <w:r>
         <w:t xml:space="preserve">Learning goal</w:t>
       </w:r>
+      <w:bookmarkEnd w:id="11"/>
     </w:p>
     <w:p>
       <w:pPr>
@@ -160,6 +162,45 @@
         <w:rPr>
           <w:rStyle w:val="NormalTok"/>
         </w:rPr>
+        <w:t xml:space="preserve">(daltoolbox, </w:t>
+      </w:r>
+      <w:r>
+        <w:rPr>
+          <w:rStyle w:val="AttributeTok"/>
+        </w:rPr>
+        <w:t xml:space="preserve">warn.conflicts =</w:t>
+      </w:r>
+      <w:r>
+        <w:rPr>
+          <w:rStyle w:val="NormalTok"/>
+        </w:rPr>
+        <w:t xml:space="preserve"> </w:t>
+      </w:r>
+      <w:r>
+        <w:rPr>
+          <w:rStyle w:val="ConstantTok"/>
+        </w:rPr>
+        <w:t xml:space="preserve">FALSE</w:t>
+      </w:r>
+      <w:r>
+        <w:rPr>
+          <w:rStyle w:val="NormalTok"/>
+        </w:rPr>
+        <w:t xml:space="preserve">)</w:t>
+      </w:r>
+      <w:r>
+        <w:br/>
+      </w:r>
+      <w:r>
+        <w:rPr>
+          <w:rStyle w:val="FunctionTok"/>
+        </w:rPr>
+        <w:t xml:space="preserve">library</w:t>
+      </w:r>
+      <w:r>
+        <w:rPr>
+          <w:rStyle w:val="NormalTok"/>
+        </w:rPr>
         <w:t xml:space="preserve">(daltoolboxdp)</w:t>
       </w:r>
       <w:r>
@@ -176,6 +217,105 @@
           <w:rStyle w:val="NormalTok"/>
         </w:rPr>
         <w:t xml:space="preserve">(heimdall)</w:t>
+      </w:r>
+      <w:r>
+        <w:br/>
+      </w:r>
+      <w:r>
+        <w:br/>
+      </w:r>
+      <w:r>
+        <w:rPr>
+          <w:rStyle w:val="CommentTok"/>
+        </w:rPr>
+        <w:t xml:space="preserve"># Ask reticulate for the Python modules used by the daltoolboxdp autoencoders.</w:t>
+      </w:r>
+      <w:r>
+        <w:br/>
+      </w:r>
+      <w:r>
+        <w:rPr>
+          <w:rStyle w:val="NormalTok"/>
+        </w:rPr>
+        <w:t xml:space="preserve">reticulate</w:t>
+      </w:r>
+      <w:r>
+        <w:rPr>
+          <w:rStyle w:val="SpecialCharTok"/>
+        </w:rPr>
+        <w:t xml:space="preserve">::</w:t>
+      </w:r>
+      <w:r>
+        <w:rPr>
+          <w:rStyle w:val="FunctionTok"/>
+        </w:rPr>
+        <w:t xml:space="preserve">py_require</w:t>
+      </w:r>
+      <w:r>
+        <w:rPr>
+          <w:rStyle w:val="NormalTok"/>
+        </w:rPr>
+        <w:t xml:space="preserve">(</w:t>
+      </w:r>
+      <w:r>
+        <w:rPr>
+          <w:rStyle w:val="FunctionTok"/>
+        </w:rPr>
+        <w:t xml:space="preserve">c</w:t>
+      </w:r>
+      <w:r>
+        <w:rPr>
+          <w:rStyle w:val="NormalTok"/>
+        </w:rPr>
+        <w:t xml:space="preserve">(</w:t>
+      </w:r>
+      <w:r>
+        <w:rPr>
+          <w:rStyle w:val="StringTok"/>
+        </w:rPr>
+        <w:t xml:space="preserve">"numpy"</w:t>
+      </w:r>
+      <w:r>
+        <w:rPr>
+          <w:rStyle w:val="NormalTok"/>
+        </w:rPr>
+        <w:t xml:space="preserve">, </w:t>
+      </w:r>
+      <w:r>
+        <w:rPr>
+          <w:rStyle w:val="StringTok"/>
+        </w:rPr>
+        <w:t xml:space="preserve">"pandas"</w:t>
+      </w:r>
+      <w:r>
+        <w:rPr>
+          <w:rStyle w:val="NormalTok"/>
+        </w:rPr>
+        <w:t xml:space="preserve">, </w:t>
+      </w:r>
+      <w:r>
+        <w:rPr>
+          <w:rStyle w:val="StringTok"/>
+        </w:rPr>
+        <w:t xml:space="preserve">"scipy"</w:t>
+      </w:r>
+      <w:r>
+        <w:rPr>
+          <w:rStyle w:val="NormalTok"/>
+        </w:rPr>
+        <w:t xml:space="preserve">, </w:t>
+      </w:r>
+      <w:r>
+        <w:rPr>
+          <w:rStyle w:val="StringTok"/>
+        </w:rPr>
+        <w:t xml:space="preserve">"torch"</w:t>
+      </w:r>
+      <w:r>
+        <w:rPr>
+          <w:rStyle w:val="NormalTok"/>
+        </w:rPr>
+        <w:t xml:space="preserve">))</w:t>
       </w:r>
     </w:p>
     <w:p>
@@ -373,18 +513,18 @@
           <wp:inline>
             <wp:extent cx="4620126" cy="3696101"/>
             <wp:effectExtent b="0" l="0" r="0" t="0"/>
-            <wp:docPr descr="" title="" id="22" name="Picture"/>
+            <wp:docPr descr="" title="" id="13" name="Picture"/>
             <a:graphic>
               <a:graphicData uri="http://schemas.openxmlformats.org/drawingml/2006/picture">
                 <pic:pic>
                   <pic:nvPicPr>
-                    <pic:cNvPr descr="/home/gpca/heimdall/examples/doc/dfr_aedd_files/figure-docx/unnamed-chunk-4-1.png" id="23" name="Picture"/>
+                    <pic:cNvPr descr="C:/Academia/Doutorado/Code/heimdall/examples/doc/dfr_aedd_files/figure-docx/unnamed-chunk-4-1.png" id="14" name="Picture"/>
                     <pic:cNvPicPr>
                       <a:picLocks noChangeArrowheads="1" noChangeAspect="1"/>
                     </pic:cNvPicPr>
                   </pic:nvPicPr>
                   <pic:blipFill>
-                    <a:blip r:embed="rId21"/>
+                    <a:blip r:embed="rId12"/>
                     <a:stretch>
                       <a:fillRect/>
                     </a:stretch>
@@ -485,18 +625,18 @@
           <wp:inline>
             <wp:extent cx="4620126" cy="3696101"/>
             <wp:effectExtent b="0" l="0" r="0" t="0"/>
-            <wp:docPr descr="" title="" id="25" name="Picture"/>
+            <wp:docPr descr="" title="" id="16" name="Picture"/>
             <a:graphic>
               <a:graphicData uri="http://schemas.openxmlformats.org/drawingml/2006/picture">
                 <pic:pic>
                   <pic:nvPicPr>
-                    <pic:cNvPr descr="/home/gpca/heimdall/examples/doc/dfr_aedd_files/figure-docx/unnamed-chunk-4-2.png" id="26" name="Picture"/>
+                    <pic:cNvPr descr="C:/Academia/Doutorado/Code/heimdall/examples/doc/dfr_aedd_files/figure-docx/unnamed-chunk-4-2.png" id="17" name="Picture"/>
                     <pic:cNvPicPr>
                       <a:picLocks noChangeArrowheads="1" noChangeAspect="1"/>
                     </pic:cNvPicPr>
                   </pic:nvPicPr>
                   <pic:blipFill>
-                    <a:blip r:embed="rId24"/>
+                    <a:blip r:embed="rId15"/>
                     <a:stretch>
                       <a:fillRect/>
                     </a:stretch>
@@ -531,16 +671,34 @@
         <w:rPr>
           <w:rStyle w:val="CommentTok"/>
         </w:rPr>
-        <w:t xml:space="preserve"># Instantiate AEDD with a compact latent representation.</w:t>
-      </w:r>
-      <w:r>
-        <w:br/>
-      </w:r>
-      <w:r>
-        <w:rPr>
-          <w:rStyle w:val="NormalTok"/>
-        </w:rPr>
-        <w:t xml:space="preserve">model </w:t>
+        <w:t xml:space="preserve"># The autoencoder expects values in [0, 1], so rescale the monitored features.</w:t>
+      </w:r>
+      <w:r>
+        <w:br/>
+      </w:r>
+      <w:r>
+        <w:rPr>
+          <w:rStyle w:val="CommentTok"/>
+        </w:rPr>
+        <w:t xml:space="preserve"># For simplicity the scale is learned on the whole stream; in production, learn</w:t>
+      </w:r>
+      <w:r>
+        <w:br/>
+      </w:r>
+      <w:r>
+        <w:rPr>
+          <w:rStyle w:val="CommentTok"/>
+        </w:rPr>
+        <w:t xml:space="preserve"># it on a reference period and apply it to the incoming data.</w:t>
+      </w:r>
+      <w:r>
+        <w:br/>
+      </w:r>
+      <w:r>
+        <w:rPr>
+          <w:rStyle w:val="NormalTok"/>
+        </w:rPr>
+        <w:t xml:space="preserve">monitored_features </w:t>
       </w:r>
       <w:r>
         <w:rPr>
@@ -558,7 +716,7 @@
         <w:rPr>
           <w:rStyle w:val="FunctionTok"/>
         </w:rPr>
-        <w:t xml:space="preserve">dfr_aedd</w:t>
+        <w:t xml:space="preserve">c</w:t>
       </w:r>
       <w:r>
         <w:rPr>
@@ -567,130 +725,22 @@
         <w:t xml:space="preserve">(</w:t>
       </w:r>
       <w:r>
-        <w:br/>
-      </w:r>
-      <w:r>
-        <w:rPr>
-          <w:rStyle w:val="NormalTok"/>
-        </w:rPr>
-        <w:t xml:space="preserve">  </w:t>
-      </w:r>
-      <w:r>
-        <w:rPr>
-          <w:rStyle w:val="AttributeTok"/>
-        </w:rPr>
-        <w:t xml:space="preserve">encoding_size=</w:t>
-      </w:r>
-      <w:r>
-        <w:rPr>
-          <w:rStyle w:val="DecValTok"/>
-        </w:rPr>
-        <w:t xml:space="preserve">1</w:t>
-      </w:r>
-      <w:r>
-        <w:rPr>
-          <w:rStyle w:val="NormalTok"/>
-        </w:rPr>
-        <w:t xml:space="preserve">,</w:t>
-      </w:r>
-      <w:r>
-        <w:br/>
-      </w:r>
-      <w:r>
-        <w:rPr>
-          <w:rStyle w:val="NormalTok"/>
-        </w:rPr>
-        <w:t xml:space="preserve">  </w:t>
-      </w:r>
-      <w:r>
-        <w:rPr>
-          <w:rStyle w:val="AttributeTok"/>
-        </w:rPr>
-        <w:t xml:space="preserve">ae_class=</w:t>
-      </w:r>
-      <w:r>
-        <w:rPr>
-          <w:rStyle w:val="NormalTok"/>
-        </w:rPr>
-        <w:t xml:space="preserve">autoenc_ed,</w:t>
-      </w:r>
-      <w:r>
-        <w:br/>
-      </w:r>
-      <w:r>
-        <w:rPr>
-          <w:rStyle w:val="NormalTok"/>
-        </w:rPr>
-        <w:t xml:space="preserve">  </w:t>
-      </w:r>
-      <w:r>
-        <w:rPr>
-          <w:rStyle w:val="AttributeTok"/>
-        </w:rPr>
-        <w:t xml:space="preserve">batch_size=</w:t>
-      </w:r>
-      <w:r>
-        <w:rPr>
-          <w:rStyle w:val="DecValTok"/>
-        </w:rPr>
-        <w:t xml:space="preserve">64</w:t>
-      </w:r>
-      <w:r>
-        <w:rPr>
-          <w:rStyle w:val="NormalTok"/>
-        </w:rPr>
-        <w:t xml:space="preserve">,</w:t>
-      </w:r>
-      <w:r>
-        <w:br/>
-      </w:r>
-      <w:r>
-        <w:rPr>
-          <w:rStyle w:val="NormalTok"/>
-        </w:rPr>
-        <w:t xml:space="preserve">  </w:t>
-      </w:r>
-      <w:r>
-        <w:rPr>
-          <w:rStyle w:val="AttributeTok"/>
-        </w:rPr>
-        <w:t xml:space="preserve">monitoring_step=</w:t>
-      </w:r>
-      <w:r>
-        <w:rPr>
-          <w:rStyle w:val="DecValTok"/>
-        </w:rPr>
-        <w:t xml:space="preserve">10</w:t>
-      </w:r>
-      <w:r>
-        <w:rPr>
-          <w:rStyle w:val="NormalTok"/>
-        </w:rPr>
-        <w:t xml:space="preserve">,</w:t>
-      </w:r>
-      <w:r>
-        <w:br/>
-      </w:r>
-      <w:r>
-        <w:rPr>
-          <w:rStyle w:val="NormalTok"/>
-        </w:rPr>
-        <w:t xml:space="preserve">  </w:t>
-      </w:r>
-      <w:r>
-        <w:rPr>
-          <w:rStyle w:val="AttributeTok"/>
-        </w:rPr>
-        <w:t xml:space="preserve">window_size=</w:t>
-      </w:r>
-      <w:r>
-        <w:rPr>
-          <w:rStyle w:val="DecValTok"/>
-        </w:rPr>
-        <w:t xml:space="preserve">256</w:t>
-      </w:r>
-      <w:r>
-        <w:br/>
+        <w:rPr>
+          <w:rStyle w:val="StringTok"/>
+        </w:rPr>
+        <w:t xml:space="preserve">'serie1'</w:t>
+      </w:r>
+      <w:r>
+        <w:rPr>
+          <w:rStyle w:val="NormalTok"/>
+        </w:rPr>
+        <w:t xml:space="preserve">, </w:t>
+      </w:r>
+      <w:r>
+        <w:rPr>
+          <w:rStyle w:val="StringTok"/>
+        </w:rPr>
+        <w:t xml:space="preserve">'serie2'</w:t>
       </w:r>
       <w:r>
         <w:rPr>
@@ -705,7 +755,7 @@
         <w:rPr>
           <w:rStyle w:val="NormalTok"/>
         </w:rPr>
-        <w:t xml:space="preserve">monitored_features </w:t>
+        <w:t xml:space="preserve">normalizer </w:t>
       </w:r>
       <w:r>
         <w:rPr>
@@ -723,7 +773,7 @@
         <w:rPr>
           <w:rStyle w:val="FunctionTok"/>
         </w:rPr>
-        <w:t xml:space="preserve">c</w:t>
+        <w:t xml:space="preserve">fit</w:t>
       </w:r>
       <w:r>
         <w:rPr>
@@ -733,27 +783,48 @@
       </w:r>
       <w:r>
         <w:rPr>
-          <w:rStyle w:val="StringTok"/>
-        </w:rPr>
-        <w:t xml:space="preserve">'serie1'</w:t>
-      </w:r>
-      <w:r>
-        <w:rPr>
-          <w:rStyle w:val="NormalTok"/>
-        </w:rPr>
-        <w:t xml:space="preserve">, </w:t>
-      </w:r>
-      <w:r>
-        <w:rPr>
-          <w:rStyle w:val="StringTok"/>
-        </w:rPr>
-        <w:t xml:space="preserve">'serie2'</w:t>
-      </w:r>
-      <w:r>
-        <w:rPr>
-          <w:rStyle w:val="NormalTok"/>
-        </w:rPr>
-        <w:t xml:space="preserve">)</w:t>
+          <w:rStyle w:val="FunctionTok"/>
+        </w:rPr>
+        <w:t xml:space="preserve">minmax</w:t>
+      </w:r>
+      <w:r>
+        <w:rPr>
+          <w:rStyle w:val="NormalTok"/>
+        </w:rPr>
+        <w:t xml:space="preserve">(), serie[, monitored_features])</w:t>
+      </w:r>
+      <w:r>
+        <w:br/>
+      </w:r>
+      <w:r>
+        <w:rPr>
+          <w:rStyle w:val="NormalTok"/>
+        </w:rPr>
+        <w:t xml:space="preserve">serie[, monitored_features] </w:t>
+      </w:r>
+      <w:r>
+        <w:rPr>
+          <w:rStyle w:val="OtherTok"/>
+        </w:rPr>
+        <w:t xml:space="preserve">&lt;-</w:t>
+      </w:r>
+      <w:r>
+        <w:rPr>
+          <w:rStyle w:val="NormalTok"/>
+        </w:rPr>
+        <w:t xml:space="preserve"> </w:t>
+      </w:r>
+      <w:r>
+        <w:rPr>
+          <w:rStyle w:val="FunctionTok"/>
+        </w:rPr>
+        <w:t xml:space="preserve">transform</w:t>
+      </w:r>
+      <w:r>
+        <w:rPr>
+          <w:rStyle w:val="NormalTok"/>
+        </w:rPr>
+        <w:t xml:space="preserve">(normalizer, serie[, monitored_features])</w:t>
       </w:r>
     </w:p>
     <w:p>
@@ -764,16 +835,16 @@
         <w:rPr>
           <w:rStyle w:val="CommentTok"/>
         </w:rPr>
-        <w:t xml:space="preserve"># Update AEDD row by row using only the selected monitored features.</w:t>
-      </w:r>
-      <w:r>
-        <w:br/>
-      </w:r>
-      <w:r>
-        <w:rPr>
-          <w:rStyle w:val="NormalTok"/>
-        </w:rPr>
-        <w:t xml:space="preserve">detection </w:t>
+        <w:t xml:space="preserve"># Instantiate AEDD with a compact latent representation.</w:t>
+      </w:r>
+      <w:r>
+        <w:br/>
+      </w:r>
+      <w:r>
+        <w:rPr>
+          <w:rStyle w:val="NormalTok"/>
+        </w:rPr>
+        <w:t xml:space="preserve">model </w:t>
       </w:r>
       <w:r>
         <w:rPr>
@@ -789,36 +860,9 @@
       </w:r>
       <w:r>
         <w:rPr>
-          <w:rStyle w:val="ConstantTok"/>
-        </w:rPr>
-        <w:t xml:space="preserve">NULL</w:t>
-      </w:r>
-      <w:r>
-        <w:br/>
-      </w:r>
-      <w:r>
-        <w:rPr>
-          <w:rStyle w:val="NormalTok"/>
-        </w:rPr>
-        <w:t xml:space="preserve">output </w:t>
-      </w:r>
-      <w:r>
-        <w:rPr>
-          <w:rStyle w:val="OtherTok"/>
-        </w:rPr>
-        <w:t xml:space="preserve">&lt;-</w:t>
-      </w:r>
-      <w:r>
-        <w:rPr>
-          <w:rStyle w:val="NormalTok"/>
-        </w:rPr>
-        <w:t xml:space="preserve"> </w:t>
-      </w:r>
-      <w:r>
-        <w:rPr>
           <w:rStyle w:val="FunctionTok"/>
         </w:rPr>
-        <w:t xml:space="preserve">list</w:t>
+        <w:t xml:space="preserve">dfr_aedd</w:t>
       </w:r>
       <w:r>
         <w:rPr>
@@ -827,406 +871,136 @@
         <w:t xml:space="preserve">(</w:t>
       </w:r>
       <w:r>
+        <w:br/>
+      </w:r>
+      <w:r>
+        <w:rPr>
+          <w:rStyle w:val="NormalTok"/>
+        </w:rPr>
+        <w:t xml:space="preserve">  </w:t>
+      </w:r>
+      <w:r>
         <w:rPr>
           <w:rStyle w:val="AttributeTok"/>
         </w:rPr>
-        <w:t xml:space="preserve">obj=</w:t>
-      </w:r>
-      <w:r>
-        <w:rPr>
-          <w:rStyle w:val="NormalTok"/>
-        </w:rPr>
-        <w:t xml:space="preserve">model, </w:t>
+        <w:t xml:space="preserve">encoding_size=</w:t>
+      </w:r>
+      <w:r>
+        <w:rPr>
+          <w:rStyle w:val="DecValTok"/>
+        </w:rPr>
+        <w:t xml:space="preserve">1</w:t>
+      </w:r>
+      <w:r>
+        <w:rPr>
+          <w:rStyle w:val="NormalTok"/>
+        </w:rPr>
+        <w:t xml:space="preserve">,</w:t>
+      </w:r>
+      <w:r>
+        <w:br/>
+      </w:r>
+      <w:r>
+        <w:rPr>
+          <w:rStyle w:val="NormalTok"/>
+        </w:rPr>
+        <w:t xml:space="preserve">  </w:t>
       </w:r>
       <w:r>
         <w:rPr>
           <w:rStyle w:val="AttributeTok"/>
         </w:rPr>
-        <w:t xml:space="preserve">drift=</w:t>
-      </w:r>
-      <w:r>
-        <w:rPr>
-          <w:rStyle w:val="ConstantTok"/>
-        </w:rPr>
-        <w:t xml:space="preserve">FALSE</w:t>
+        <w:t xml:space="preserve">ae_class=</w:t>
+      </w:r>
+      <w:r>
+        <w:rPr>
+          <w:rStyle w:val="NormalTok"/>
+        </w:rPr>
+        <w:t xml:space="preserve">autoenc_ed,</w:t>
+      </w:r>
+      <w:r>
+        <w:br/>
+      </w:r>
+      <w:r>
+        <w:rPr>
+          <w:rStyle w:val="NormalTok"/>
+        </w:rPr>
+        <w:t xml:space="preserve">  </w:t>
+      </w:r>
+      <w:r>
+        <w:rPr>
+          <w:rStyle w:val="AttributeTok"/>
+        </w:rPr>
+        <w:t xml:space="preserve">batch_size=</w:t>
+      </w:r>
+      <w:r>
+        <w:rPr>
+          <w:rStyle w:val="DecValTok"/>
+        </w:rPr>
+        <w:t xml:space="preserve">64</w:t>
+      </w:r>
+      <w:r>
+        <w:rPr>
+          <w:rStyle w:val="NormalTok"/>
+        </w:rPr>
+        <w:t xml:space="preserve">,</w:t>
+      </w:r>
+      <w:r>
+        <w:br/>
+      </w:r>
+      <w:r>
+        <w:rPr>
+          <w:rStyle w:val="NormalTok"/>
+        </w:rPr>
+        <w:t xml:space="preserve">  </w:t>
+      </w:r>
+      <w:r>
+        <w:rPr>
+          <w:rStyle w:val="AttributeTok"/>
+        </w:rPr>
+        <w:t xml:space="preserve">monitoring_step=</w:t>
+      </w:r>
+      <w:r>
+        <w:rPr>
+          <w:rStyle w:val="DecValTok"/>
+        </w:rPr>
+        <w:t xml:space="preserve">10</w:t>
+      </w:r>
+      <w:r>
+        <w:rPr>
+          <w:rStyle w:val="NormalTok"/>
+        </w:rPr>
+        <w:t xml:space="preserve">,</w:t>
+      </w:r>
+      <w:r>
+        <w:br/>
+      </w:r>
+      <w:r>
+        <w:rPr>
+          <w:rStyle w:val="NormalTok"/>
+        </w:rPr>
+        <w:t xml:space="preserve">  </w:t>
+      </w:r>
+      <w:r>
+        <w:rPr>
+          <w:rStyle w:val="AttributeTok"/>
+        </w:rPr>
+        <w:t xml:space="preserve">window_size=</w:t>
+      </w:r>
+      <w:r>
+        <w:rPr>
+          <w:rStyle w:val="DecValTok"/>
+        </w:rPr>
+        <w:t xml:space="preserve">256</w:t>
+      </w:r>
+      <w:r>
+        <w:br/>
       </w:r>
       <w:r>
         <w:rPr>
           <w:rStyle w:val="NormalTok"/>
         </w:rPr>
         <w:t xml:space="preserve">)</w:t>
-      </w:r>
-      <w:r>
-        <w:br/>
-      </w:r>
-      <w:r>
-        <w:rPr>
-          <w:rStyle w:val="ControlFlowTok"/>
-        </w:rPr>
-        <w:t xml:space="preserve">for</w:t>
-      </w:r>
-      <w:r>
-        <w:rPr>
-          <w:rStyle w:val="NormalTok"/>
-        </w:rPr>
-        <w:t xml:space="preserve"> (i </w:t>
-      </w:r>
-      <w:r>
-        <w:rPr>
-          <w:rStyle w:val="ControlFlowTok"/>
-        </w:rPr>
-        <w:t xml:space="preserve">in</w:t>
-      </w:r>
-      <w:r>
-        <w:rPr>
-          <w:rStyle w:val="NormalTok"/>
-        </w:rPr>
-        <w:t xml:space="preserve"> </w:t>
-      </w:r>
-      <w:r>
-        <w:rPr>
-          <w:rStyle w:val="FunctionTok"/>
-        </w:rPr>
-        <w:t xml:space="preserve">seq_len</w:t>
-      </w:r>
-      <w:r>
-        <w:rPr>
-          <w:rStyle w:val="NormalTok"/>
-        </w:rPr>
-        <w:t xml:space="preserve">(</w:t>
-      </w:r>
-      <w:r>
-        <w:rPr>
-          <w:rStyle w:val="FunctionTok"/>
-        </w:rPr>
-        <w:t xml:space="preserve">nrow</w:t>
-      </w:r>
-      <w:r>
-        <w:rPr>
-          <w:rStyle w:val="NormalTok"/>
-        </w:rPr>
-        <w:t xml:space="preserve">(serie))){</w:t>
-      </w:r>
-      <w:r>
-        <w:br/>
-      </w:r>
-      <w:r>
-        <w:rPr>
-          <w:rStyle w:val="NormalTok"/>
-        </w:rPr>
-        <w:t xml:space="preserve">  output </w:t>
-      </w:r>
-      <w:r>
-        <w:rPr>
-          <w:rStyle w:val="OtherTok"/>
-        </w:rPr>
-        <w:t xml:space="preserve">&lt;-</w:t>
-      </w:r>
-      <w:r>
-        <w:rPr>
-          <w:rStyle w:val="NormalTok"/>
-        </w:rPr>
-        <w:t xml:space="preserve"> </w:t>
-      </w:r>
-      <w:r>
-        <w:rPr>
-          <w:rStyle w:val="FunctionTok"/>
-        </w:rPr>
-        <w:t xml:space="preserve">update_state</w:t>
-      </w:r>
-      <w:r>
-        <w:rPr>
-          <w:rStyle w:val="NormalTok"/>
-        </w:rPr>
-        <w:t xml:space="preserve">(output</w:t>
-      </w:r>
-      <w:r>
-        <w:rPr>
-          <w:rStyle w:val="SpecialCharTok"/>
-        </w:rPr>
-        <w:t xml:space="preserve">$</w:t>
-      </w:r>
-      <w:r>
-        <w:rPr>
-          <w:rStyle w:val="NormalTok"/>
-        </w:rPr>
-        <w:t xml:space="preserve">obj, serie[i, monitored_features])</w:t>
-      </w:r>
-      <w:r>
-        <w:br/>
-      </w:r>
-      <w:r>
-        <w:rPr>
-          <w:rStyle w:val="NormalTok"/>
-        </w:rPr>
-        <w:t xml:space="preserve">  </w:t>
-      </w:r>
-      <w:r>
-        <w:rPr>
-          <w:rStyle w:val="ControlFlowTok"/>
-        </w:rPr>
-        <w:t xml:space="preserve">if</w:t>
-      </w:r>
-      <w:r>
-        <w:rPr>
-          <w:rStyle w:val="NormalTok"/>
-        </w:rPr>
-        <w:t xml:space="preserve"> (output</w:t>
-      </w:r>
-      <w:r>
-        <w:rPr>
-          <w:rStyle w:val="SpecialCharTok"/>
-        </w:rPr>
-        <w:t xml:space="preserve">$</w:t>
-      </w:r>
-      <w:r>
-        <w:rPr>
-          <w:rStyle w:val="NormalTok"/>
-        </w:rPr>
-        <w:t xml:space="preserve">drift){</w:t>
-      </w:r>
-      <w:r>
-        <w:br/>
-      </w:r>
-      <w:r>
-        <w:rPr>
-          <w:rStyle w:val="NormalTok"/>
-        </w:rPr>
-        <w:t xml:space="preserve">    type </w:t>
-      </w:r>
-      <w:r>
-        <w:rPr>
-          <w:rStyle w:val="OtherTok"/>
-        </w:rPr>
-        <w:t xml:space="preserve">&lt;-</w:t>
-      </w:r>
-      <w:r>
-        <w:rPr>
-          <w:rStyle w:val="NormalTok"/>
-        </w:rPr>
-        <w:t xml:space="preserve"> </w:t>
-      </w:r>
-      <w:r>
-        <w:rPr>
-          <w:rStyle w:val="StringTok"/>
-        </w:rPr>
-        <w:t xml:space="preserve">'drift'</w:t>
-      </w:r>
-      <w:r>
-        <w:br/>
-      </w:r>
-      <w:r>
-        <w:rPr>
-          <w:rStyle w:val="NormalTok"/>
-        </w:rPr>
-        <w:t xml:space="preserve">    output</w:t>
-      </w:r>
-      <w:r>
-        <w:rPr>
-          <w:rStyle w:val="SpecialCharTok"/>
-        </w:rPr>
-        <w:t xml:space="preserve">$</w:t>
-      </w:r>
-      <w:r>
-        <w:rPr>
-          <w:rStyle w:val="NormalTok"/>
-        </w:rPr>
-        <w:t xml:space="preserve">obj </w:t>
-      </w:r>
-      <w:r>
-        <w:rPr>
-          <w:rStyle w:val="OtherTok"/>
-        </w:rPr>
-        <w:t xml:space="preserve">&lt;-</w:t>
-      </w:r>
-      <w:r>
-        <w:rPr>
-          <w:rStyle w:val="NormalTok"/>
-        </w:rPr>
-        <w:t xml:space="preserve"> </w:t>
-      </w:r>
-      <w:r>
-        <w:rPr>
-          <w:rStyle w:val="FunctionTok"/>
-        </w:rPr>
-        <w:t xml:space="preserve">reset_state</w:t>
-      </w:r>
-      <w:r>
-        <w:rPr>
-          <w:rStyle w:val="NormalTok"/>
-        </w:rPr>
-        <w:t xml:space="preserve">(output</w:t>
-      </w:r>
-      <w:r>
-        <w:rPr>
-          <w:rStyle w:val="SpecialCharTok"/>
-        </w:rPr>
-        <w:t xml:space="preserve">$</w:t>
-      </w:r>
-      <w:r>
-        <w:rPr>
-          <w:rStyle w:val="NormalTok"/>
-        </w:rPr>
-        <w:t xml:space="preserve">obj)</w:t>
-      </w:r>
-      <w:r>
-        <w:br/>
-      </w:r>
-      <w:r>
-        <w:rPr>
-          <w:rStyle w:val="NormalTok"/>
-        </w:rPr>
-        <w:t xml:space="preserve">  } </w:t>
-      </w:r>
-      <w:r>
-        <w:rPr>
-          <w:rStyle w:val="ControlFlowTok"/>
-        </w:rPr>
-        <w:t xml:space="preserve">else</w:t>
-      </w:r>
-      <w:r>
-        <w:rPr>
-          <w:rStyle w:val="NormalTok"/>
-        </w:rPr>
-        <w:t xml:space="preserve"> {</w:t>
-      </w:r>
-      <w:r>
-        <w:br/>
-      </w:r>
-      <w:r>
-        <w:rPr>
-          <w:rStyle w:val="NormalTok"/>
-        </w:rPr>
-        <w:t xml:space="preserve">    type </w:t>
-      </w:r>
-      <w:r>
-        <w:rPr>
-          <w:rStyle w:val="OtherTok"/>
-        </w:rPr>
-        <w:t xml:space="preserve">&lt;-</w:t>
-      </w:r>
-      <w:r>
-        <w:rPr>
-          <w:rStyle w:val="NormalTok"/>
-        </w:rPr>
-        <w:t xml:space="preserve"> </w:t>
-      </w:r>
-      <w:r>
-        <w:rPr>
-          <w:rStyle w:val="StringTok"/>
-        </w:rPr>
-        <w:t xml:space="preserve">''</w:t>
-      </w:r>
-      <w:r>
-        <w:br/>
-      </w:r>
-      <w:r>
-        <w:rPr>
-          <w:rStyle w:val="NormalTok"/>
-        </w:rPr>
-        <w:t xml:space="preserve">  }</w:t>
-      </w:r>
-      <w:r>
-        <w:br/>
-      </w:r>
-      <w:r>
-        <w:rPr>
-          <w:rStyle w:val="NormalTok"/>
-        </w:rPr>
-        <w:t xml:space="preserve">  detection </w:t>
-      </w:r>
-      <w:r>
-        <w:rPr>
-          <w:rStyle w:val="OtherTok"/>
-        </w:rPr>
-        <w:t xml:space="preserve">&lt;-</w:t>
-      </w:r>
-      <w:r>
-        <w:rPr>
-          <w:rStyle w:val="NormalTok"/>
-        </w:rPr>
-        <w:t xml:space="preserve"> </w:t>
-      </w:r>
-      <w:r>
-        <w:rPr>
-          <w:rStyle w:val="FunctionTok"/>
-        </w:rPr>
-        <w:t xml:space="preserve">rbind</w:t>
-      </w:r>
-      <w:r>
-        <w:rPr>
-          <w:rStyle w:val="NormalTok"/>
-        </w:rPr>
-        <w:t xml:space="preserve">(detection, </w:t>
-      </w:r>
-      <w:r>
-        <w:rPr>
-          <w:rStyle w:val="FunctionTok"/>
-        </w:rPr>
-        <w:t xml:space="preserve">data.frame</w:t>
-      </w:r>
-      <w:r>
-        <w:rPr>
-          <w:rStyle w:val="NormalTok"/>
-        </w:rPr>
-        <w:t xml:space="preserve">(</w:t>
-      </w:r>
-      <w:r>
-        <w:rPr>
-          <w:rStyle w:val="AttributeTok"/>
-        </w:rPr>
-        <w:t xml:space="preserve">idx=</w:t>
-      </w:r>
-      <w:r>
-        <w:rPr>
-          <w:rStyle w:val="NormalTok"/>
-        </w:rPr>
-        <w:t xml:space="preserve">i, </w:t>
-      </w:r>
-      <w:r>
-        <w:rPr>
-          <w:rStyle w:val="AttributeTok"/>
-        </w:rPr>
-        <w:t xml:space="preserve">event=</w:t>
-      </w:r>
-      <w:r>
-        <w:rPr>
-          <w:rStyle w:val="NormalTok"/>
-        </w:rPr>
-        <w:t xml:space="preserve">output</w:t>
-      </w:r>
-      <w:r>
-        <w:rPr>
-          <w:rStyle w:val="SpecialCharTok"/>
-        </w:rPr>
-        <w:t xml:space="preserve">$</w:t>
-      </w:r>
-      <w:r>
-        <w:rPr>
-          <w:rStyle w:val="NormalTok"/>
-        </w:rPr>
-        <w:t xml:space="preserve">drift, </w:t>
-      </w:r>
-      <w:r>
-        <w:rPr>
-          <w:rStyle w:val="AttributeTok"/>
-        </w:rPr>
-        <w:t xml:space="preserve">type=</w:t>
-      </w:r>
-      <w:r>
-        <w:rPr>
-          <w:rStyle w:val="NormalTok"/>
-        </w:rPr>
-        <w:t xml:space="preserve">type))</w:t>
-      </w:r>
-      <w:r>
-        <w:br/>
-      </w:r>
-      <w:r>
-        <w:rPr>
-          <w:rStyle w:val="NormalTok"/>
-        </w:rPr>
-        <w:t xml:space="preserve">}</w:t>
       </w:r>
     </w:p>
     <w:p>
@@ -1237,16 +1011,181 @@
         <w:rPr>
           <w:rStyle w:val="CommentTok"/>
         </w:rPr>
-        <w:t xml:space="preserve"># Print the detected drift points.</w:t>
-      </w:r>
-      <w:r>
-        <w:br/>
-      </w:r>
-      <w:r>
-        <w:rPr>
-          <w:rStyle w:val="NormalTok"/>
-        </w:rPr>
-        <w:t xml:space="preserve">detection[detection</w:t>
+        <w:t xml:space="preserve"># Update AEDD row by row using only the selected monitored features.</w:t>
+      </w:r>
+      <w:r>
+        <w:br/>
+      </w:r>
+      <w:r>
+        <w:rPr>
+          <w:rStyle w:val="NormalTok"/>
+        </w:rPr>
+        <w:t xml:space="preserve">detection </w:t>
+      </w:r>
+      <w:r>
+        <w:rPr>
+          <w:rStyle w:val="OtherTok"/>
+        </w:rPr>
+        <w:t xml:space="preserve">&lt;-</w:t>
+      </w:r>
+      <w:r>
+        <w:rPr>
+          <w:rStyle w:val="NormalTok"/>
+        </w:rPr>
+        <w:t xml:space="preserve"> </w:t>
+      </w:r>
+      <w:r>
+        <w:rPr>
+          <w:rStyle w:val="ConstantTok"/>
+        </w:rPr>
+        <w:t xml:space="preserve">NULL</w:t>
+      </w:r>
+      <w:r>
+        <w:br/>
+      </w:r>
+      <w:r>
+        <w:rPr>
+          <w:rStyle w:val="NormalTok"/>
+        </w:rPr>
+        <w:t xml:space="preserve">output </w:t>
+      </w:r>
+      <w:r>
+        <w:rPr>
+          <w:rStyle w:val="OtherTok"/>
+        </w:rPr>
+        <w:t xml:space="preserve">&lt;-</w:t>
+      </w:r>
+      <w:r>
+        <w:rPr>
+          <w:rStyle w:val="NormalTok"/>
+        </w:rPr>
+        <w:t xml:space="preserve"> </w:t>
+      </w:r>
+      <w:r>
+        <w:rPr>
+          <w:rStyle w:val="FunctionTok"/>
+        </w:rPr>
+        <w:t xml:space="preserve">list</w:t>
+      </w:r>
+      <w:r>
+        <w:rPr>
+          <w:rStyle w:val="NormalTok"/>
+        </w:rPr>
+        <w:t xml:space="preserve">(</w:t>
+      </w:r>
+      <w:r>
+        <w:rPr>
+          <w:rStyle w:val="AttributeTok"/>
+        </w:rPr>
+        <w:t xml:space="preserve">obj=</w:t>
+      </w:r>
+      <w:r>
+        <w:rPr>
+          <w:rStyle w:val="NormalTok"/>
+        </w:rPr>
+        <w:t xml:space="preserve">model, </w:t>
+      </w:r>
+      <w:r>
+        <w:rPr>
+          <w:rStyle w:val="AttributeTok"/>
+        </w:rPr>
+        <w:t xml:space="preserve">drift=</w:t>
+      </w:r>
+      <w:r>
+        <w:rPr>
+          <w:rStyle w:val="ConstantTok"/>
+        </w:rPr>
+        <w:t xml:space="preserve">FALSE</w:t>
+      </w:r>
+      <w:r>
+        <w:rPr>
+          <w:rStyle w:val="NormalTok"/>
+        </w:rPr>
+        <w:t xml:space="preserve">)</w:t>
+      </w:r>
+      <w:r>
+        <w:br/>
+      </w:r>
+      <w:r>
+        <w:rPr>
+          <w:rStyle w:val="ControlFlowTok"/>
+        </w:rPr>
+        <w:t xml:space="preserve">for</w:t>
+      </w:r>
+      <w:r>
+        <w:rPr>
+          <w:rStyle w:val="NormalTok"/>
+        </w:rPr>
+        <w:t xml:space="preserve"> (i </w:t>
+      </w:r>
+      <w:r>
+        <w:rPr>
+          <w:rStyle w:val="ControlFlowTok"/>
+        </w:rPr>
+        <w:t xml:space="preserve">in</w:t>
+      </w:r>
+      <w:r>
+        <w:rPr>
+          <w:rStyle w:val="NormalTok"/>
+        </w:rPr>
+        <w:t xml:space="preserve"> </w:t>
+      </w:r>
+      <w:r>
+        <w:rPr>
+          <w:rStyle w:val="FunctionTok"/>
+        </w:rPr>
+        <w:t xml:space="preserve">seq_len</w:t>
+      </w:r>
+      <w:r>
+        <w:rPr>
+          <w:rStyle w:val="NormalTok"/>
+        </w:rPr>
+        <w:t xml:space="preserve">(</w:t>
+      </w:r>
+      <w:r>
+        <w:rPr>
+          <w:rStyle w:val="FunctionTok"/>
+        </w:rPr>
+        <w:t xml:space="preserve">nrow</w:t>
+      </w:r>
+      <w:r>
+        <w:rPr>
+          <w:rStyle w:val="NormalTok"/>
+        </w:rPr>
+        <w:t xml:space="preserve">(serie))){</w:t>
+      </w:r>
+      <w:r>
+        <w:br/>
+      </w:r>
+      <w:r>
+        <w:rPr>
+          <w:rStyle w:val="NormalTok"/>
+        </w:rPr>
+        <w:t xml:space="preserve">  output </w:t>
+      </w:r>
+      <w:r>
+        <w:rPr>
+          <w:rStyle w:val="OtherTok"/>
+        </w:rPr>
+        <w:t xml:space="preserve">&lt;-</w:t>
+      </w:r>
+      <w:r>
+        <w:rPr>
+          <w:rStyle w:val="NormalTok"/>
+        </w:rPr>
+        <w:t xml:space="preserve"> </w:t>
+      </w:r>
+      <w:r>
+        <w:rPr>
+          <w:rStyle w:val="FunctionTok"/>
+        </w:rPr>
+        <w:t xml:space="preserve">update_state</w:t>
+      </w:r>
+      <w:r>
+        <w:rPr>
+          <w:rStyle w:val="NormalTok"/>
+        </w:rPr>
+        <w:t xml:space="preserve">(output</w:t>
       </w:r>
       <w:r>
         <w:rPr>
@@ -1258,13 +1197,55 @@
         <w:rPr>
           <w:rStyle w:val="NormalTok"/>
         </w:rPr>
-        <w:t xml:space="preserve">type </w:t>
+        <w:t xml:space="preserve">obj, serie[i, monitored_features])</w:t>
+      </w:r>
+      <w:r>
+        <w:br/>
+      </w:r>
+      <w:r>
+        <w:rPr>
+          <w:rStyle w:val="NormalTok"/>
+        </w:rPr>
+        <w:t xml:space="preserve">  </w:t>
+      </w:r>
+      <w:r>
+        <w:rPr>
+          <w:rStyle w:val="ControlFlowTok"/>
+        </w:rPr>
+        <w:t xml:space="preserve">if</w:t>
+      </w:r>
+      <w:r>
+        <w:rPr>
+          <w:rStyle w:val="NormalTok"/>
+        </w:rPr>
+        <w:t xml:space="preserve"> (output</w:t>
       </w:r>
       <w:r>
         <w:rPr>
           <w:rStyle w:val="SpecialCharTok"/>
         </w:rPr>
-        <w:t xml:space="preserve">==</w:t>
+        <w:t xml:space="preserve">$</w:t>
+      </w:r>
+      <w:r>
+        <w:rPr>
+          <w:rStyle w:val="NormalTok"/>
+        </w:rPr>
+        <w:t xml:space="preserve">drift){</w:t>
+      </w:r>
+      <w:r>
+        <w:br/>
+      </w:r>
+      <w:r>
+        <w:rPr>
+          <w:rStyle w:val="NormalTok"/>
+        </w:rPr>
+        <w:t xml:space="preserve">    type </w:t>
+      </w:r>
+      <w:r>
+        <w:rPr>
+          <w:rStyle w:val="OtherTok"/>
+        </w:rPr>
+        <w:t xml:space="preserve">&lt;-</w:t>
       </w:r>
       <w:r>
         <w:rPr>
@@ -1279,10 +1260,220 @@
         <w:t xml:space="preserve">'drift'</w:t>
       </w:r>
       <w:r>
-        <w:rPr>
-          <w:rStyle w:val="NormalTok"/>
-        </w:rPr>
-        <w:t xml:space="preserve">,]</w:t>
+        <w:br/>
+      </w:r>
+      <w:r>
+        <w:rPr>
+          <w:rStyle w:val="NormalTok"/>
+        </w:rPr>
+        <w:t xml:space="preserve">    output</w:t>
+      </w:r>
+      <w:r>
+        <w:rPr>
+          <w:rStyle w:val="SpecialCharTok"/>
+        </w:rPr>
+        <w:t xml:space="preserve">$</w:t>
+      </w:r>
+      <w:r>
+        <w:rPr>
+          <w:rStyle w:val="NormalTok"/>
+        </w:rPr>
+        <w:t xml:space="preserve">obj </w:t>
+      </w:r>
+      <w:r>
+        <w:rPr>
+          <w:rStyle w:val="OtherTok"/>
+        </w:rPr>
+        <w:t xml:space="preserve">&lt;-</w:t>
+      </w:r>
+      <w:r>
+        <w:rPr>
+          <w:rStyle w:val="NormalTok"/>
+        </w:rPr>
+        <w:t xml:space="preserve"> </w:t>
+      </w:r>
+      <w:r>
+        <w:rPr>
+          <w:rStyle w:val="FunctionTok"/>
+        </w:rPr>
+        <w:t xml:space="preserve">reset_state</w:t>
+      </w:r>
+      <w:r>
+        <w:rPr>
+          <w:rStyle w:val="NormalTok"/>
+        </w:rPr>
+        <w:t xml:space="preserve">(output</w:t>
+      </w:r>
+      <w:r>
+        <w:rPr>
+          <w:rStyle w:val="SpecialCharTok"/>
+        </w:rPr>
+        <w:t xml:space="preserve">$</w:t>
+      </w:r>
+      <w:r>
+        <w:rPr>
+          <w:rStyle w:val="NormalTok"/>
+        </w:rPr>
+        <w:t xml:space="preserve">obj)</w:t>
+      </w:r>
+      <w:r>
+        <w:br/>
+      </w:r>
+      <w:r>
+        <w:rPr>
+          <w:rStyle w:val="NormalTok"/>
+        </w:rPr>
+        <w:t xml:space="preserve">  } </w:t>
+      </w:r>
+      <w:r>
+        <w:rPr>
+          <w:rStyle w:val="ControlFlowTok"/>
+        </w:rPr>
+        <w:t xml:space="preserve">else</w:t>
+      </w:r>
+      <w:r>
+        <w:rPr>
+          <w:rStyle w:val="NormalTok"/>
+        </w:rPr>
+        <w:t xml:space="preserve"> {</w:t>
+      </w:r>
+      <w:r>
+        <w:br/>
+      </w:r>
+      <w:r>
+        <w:rPr>
+          <w:rStyle w:val="NormalTok"/>
+        </w:rPr>
+        <w:t xml:space="preserve">    type </w:t>
+      </w:r>
+      <w:r>
+        <w:rPr>
+          <w:rStyle w:val="OtherTok"/>
+        </w:rPr>
+        <w:t xml:space="preserve">&lt;-</w:t>
+      </w:r>
+      <w:r>
+        <w:rPr>
+          <w:rStyle w:val="NormalTok"/>
+        </w:rPr>
+        <w:t xml:space="preserve"> </w:t>
+      </w:r>
+      <w:r>
+        <w:rPr>
+          <w:rStyle w:val="StringTok"/>
+        </w:rPr>
+        <w:t xml:space="preserve">''</w:t>
+      </w:r>
+      <w:r>
+        <w:br/>
+      </w:r>
+      <w:r>
+        <w:rPr>
+          <w:rStyle w:val="NormalTok"/>
+        </w:rPr>
+        <w:t xml:space="preserve">  }</w:t>
+      </w:r>
+      <w:r>
+        <w:br/>
+      </w:r>
+      <w:r>
+        <w:rPr>
+          <w:rStyle w:val="NormalTok"/>
+        </w:rPr>
+        <w:t xml:space="preserve">  detection </w:t>
+      </w:r>
+      <w:r>
+        <w:rPr>
+          <w:rStyle w:val="OtherTok"/>
+        </w:rPr>
+        <w:t xml:space="preserve">&lt;-</w:t>
+      </w:r>
+      <w:r>
+        <w:rPr>
+          <w:rStyle w:val="NormalTok"/>
+        </w:rPr>
+        <w:t xml:space="preserve"> </w:t>
+      </w:r>
+      <w:r>
+        <w:rPr>
+          <w:rStyle w:val="FunctionTok"/>
+        </w:rPr>
+        <w:t xml:space="preserve">rbind</w:t>
+      </w:r>
+      <w:r>
+        <w:rPr>
+          <w:rStyle w:val="NormalTok"/>
+        </w:rPr>
+        <w:t xml:space="preserve">(detection, </w:t>
+      </w:r>
+      <w:r>
+        <w:rPr>
+          <w:rStyle w:val="FunctionTok"/>
+        </w:rPr>
+        <w:t xml:space="preserve">data.frame</w:t>
+      </w:r>
+      <w:r>
+        <w:rPr>
+          <w:rStyle w:val="NormalTok"/>
+        </w:rPr>
+        <w:t xml:space="preserve">(</w:t>
+      </w:r>
+      <w:r>
+        <w:rPr>
+          <w:rStyle w:val="AttributeTok"/>
+        </w:rPr>
+        <w:t xml:space="preserve">idx=</w:t>
+      </w:r>
+      <w:r>
+        <w:rPr>
+          <w:rStyle w:val="NormalTok"/>
+        </w:rPr>
+        <w:t xml:space="preserve">i, </w:t>
+      </w:r>
+      <w:r>
+        <w:rPr>
+          <w:rStyle w:val="AttributeTok"/>
+        </w:rPr>
+        <w:t xml:space="preserve">event=</w:t>
+      </w:r>
+      <w:r>
+        <w:rPr>
+          <w:rStyle w:val="NormalTok"/>
+        </w:rPr>
+        <w:t xml:space="preserve">output</w:t>
+      </w:r>
+      <w:r>
+        <w:rPr>
+          <w:rStyle w:val="SpecialCharTok"/>
+        </w:rPr>
+        <w:t xml:space="preserve">$</w:t>
+      </w:r>
+      <w:r>
+        <w:rPr>
+          <w:rStyle w:val="NormalTok"/>
+        </w:rPr>
+        <w:t xml:space="preserve">drift, </w:t>
+      </w:r>
+      <w:r>
+        <w:rPr>
+          <w:rStyle w:val="AttributeTok"/>
+        </w:rPr>
+        <w:t xml:space="preserve">type=</w:t>
+      </w:r>
+      <w:r>
+        <w:rPr>
+          <w:rStyle w:val="NormalTok"/>
+        </w:rPr>
+        <w:t xml:space="preserve">type))</w:t>
+      </w:r>
+      <w:r>
+        <w:br/>
+      </w:r>
+      <w:r>
+        <w:rPr>
+          <w:rStyle w:val="NormalTok"/>
+        </w:rPr>
+        <w:t xml:space="preserve">}</w:t>
       </w:r>
     </w:p>
     <w:p>
@@ -1291,6 +1482,62 @@
       </w:pPr>
       <w:r>
         <w:rPr>
+          <w:rStyle w:val="CommentTok"/>
+        </w:rPr>
+        <w:t xml:space="preserve"># Print the detected drift points.</w:t>
+      </w:r>
+      <w:r>
+        <w:br/>
+      </w:r>
+      <w:r>
+        <w:rPr>
+          <w:rStyle w:val="NormalTok"/>
+        </w:rPr>
+        <w:t xml:space="preserve">detection[detection</w:t>
+      </w:r>
+      <w:r>
+        <w:rPr>
+          <w:rStyle w:val="SpecialCharTok"/>
+        </w:rPr>
+        <w:t xml:space="preserve">$</w:t>
+      </w:r>
+      <w:r>
+        <w:rPr>
+          <w:rStyle w:val="NormalTok"/>
+        </w:rPr>
+        <w:t xml:space="preserve">type </w:t>
+      </w:r>
+      <w:r>
+        <w:rPr>
+          <w:rStyle w:val="SpecialCharTok"/>
+        </w:rPr>
+        <w:t xml:space="preserve">==</w:t>
+      </w:r>
+      <w:r>
+        <w:rPr>
+          <w:rStyle w:val="NormalTok"/>
+        </w:rPr>
+        <w:t xml:space="preserve"> </w:t>
+      </w:r>
+      <w:r>
+        <w:rPr>
+          <w:rStyle w:val="StringTok"/>
+        </w:rPr>
+        <w:t xml:space="preserve">'drift'</w:t>
+      </w:r>
+      <w:r>
+        <w:rPr>
+          <w:rStyle w:val="NormalTok"/>
+        </w:rPr>
+        <w:t xml:space="preserve">,]</w:t>
+      </w:r>
+    </w:p>
+    <w:p>
+      <w:pPr>
+        <w:pStyle w:val="SourceCode"/>
+      </w:pPr>
+      <w:r>
+        <w:rPr>
           <w:rStyle w:val="VerbatimChar"/>
         </w:rPr>
         <w:t xml:space="preserve">##     idx event  type</w:t>
@@ -1302,7 +1549,7 @@
         <w:rPr>
           <w:rStyle w:val="VerbatimChar"/>
         </w:rPr>
-        <w:t xml:space="preserve">## 280 280  TRUE drift</w:t>
+        <w:t xml:space="preserve">## 276 276  TRUE drift</w:t>
       </w:r>
     </w:p>
     <w:p>
@@ -1541,18 +1788,18 @@
           <wp:inline>
             <wp:extent cx="4620126" cy="3696101"/>
             <wp:effectExtent b="0" l="0" r="0" t="0"/>
-            <wp:docPr descr="" title="" id="28" name="Picture"/>
+            <wp:docPr descr="" title="" id="19" name="Picture"/>
             <a:graphic>
               <a:graphicData uri="http://schemas.openxmlformats.org/drawingml/2006/picture">
                 <pic:pic>
                   <pic:nvPicPr>
-                    <pic:cNvPr descr="/home/gpca/heimdall/examples/doc/dfr_aedd_files/figure-docx/unnamed-chunk-8-1.png" id="29" name="Picture"/>
+                    <pic:cNvPr descr="C:/Academia/Doutorado/Code/heimdall/examples/doc/dfr_aedd_files/figure-docx/unnamed-chunk-9-1.png" id="20" name="Picture"/>
                     <pic:cNvPicPr>
                       <a:picLocks noChangeArrowheads="1" noChangeAspect="1"/>
                     </pic:cNvPicPr>
                   </pic:nvPicPr>
                   <pic:blipFill>
-                    <a:blip r:embed="rId27"/>
+                    <a:blip r:embed="rId18"/>
                     <a:stretch>
                       <a:fillRect/>
                     </a:stretch>
@@ -1579,8 +1826,6 @@
         </w:drawing>
       </w:r>
     </w:p>
-    <w:bookmarkEnd w:id="30"/>
-    <w:bookmarkEnd w:id="31"/>
     <w:sectPr>
       <w:footnotePr>
         <w:numRestart w:val="eachSect"/>
@@ -1817,10 +2062,10 @@
   <w:docDefaults>
     <w:rPrDefault>
       <w:rPr>
-        <w:rFonts w:asciiTheme="minorHAnsi" w:cstheme="minorBidi" w:eastAsiaTheme="minorHAnsi" w:hAnsiTheme="minorHAnsi"/>
+        <w:rFonts w:asciiTheme="minorHAnsi" w:eastAsiaTheme="minorEastAsia" w:hAnsiTheme="minorHAnsi" w:cstheme="minorBidi"/>
         <w:sz w:val="24"/>
         <w:szCs w:val="24"/>
-        <w:lang w:bidi="ar-SA" w:eastAsia="en-US" w:val="en-US"/>
+        <w:lang w:val="en-US" w:eastAsia="zh-CN" w:bidi="ar-SA"/>
       </w:rPr>
     </w:rPrDefault>
     <w:pPrDefault>
@@ -1829,35 +2074,35 @@
       </w:pPr>
     </w:pPrDefault>
   </w:docDefaults>
-  <w:latentStyles w:count="276" w:defLockedState="0" w:defQFormat="0" w:defSemiHidden="0" w:defUIPriority="0" w:defUnhideWhenUsed="0"/>
-  <w:style w:default="1" w:styleId="Normal" w:type="paragraph">
+  <w:latentStyles w:defLockedState="0" w:defUIPriority="0" w:defSemiHidden="0" w:defUnhideWhenUsed="0" w:defQFormat="0" w:count="276"/>
+  <w:style w:type="paragraph" w:default="1" w:styleId="Normal">
     <w:name w:val="Normal"/>
     <w:qFormat/>
   </w:style>
-  <w:style w:styleId="BodyText" w:type="paragraph">
+  <w:style w:type="paragraph" w:styleId="BodyText">
     <w:name w:val="Body Text"/>
     <w:basedOn w:val="Normal"/>
     <w:link w:val="BodyTextChar"/>
     <w:qFormat/>
     <w:pPr>
-      <w:spacing w:after="180" w:before="180"/>
+      <w:spacing w:before="180" w:after="180"/>
     </w:pPr>
   </w:style>
-  <w:style w:customStyle="1" w:styleId="FirstParagraph" w:type="paragraph">
+  <w:style w:type="paragraph" w:customStyle="1" w:styleId="FirstParagraph">
     <w:name w:val="First Paragraph"/>
     <w:basedOn w:val="BodyText"/>
     <w:next w:val="BodyText"/>
     <w:qFormat/>
   </w:style>
-  <w:style w:customStyle="1" w:styleId="Compact" w:type="paragraph">
+  <w:style w:type="paragraph" w:customStyle="1" w:styleId="Compact">
     <w:name w:val="Compact"/>
     <w:basedOn w:val="BodyText"/>
     <w:qFormat/>
     <w:pPr>
-      <w:spacing w:after="36" w:before="36"/>
+      <w:spacing w:before="36" w:after="36"/>
     </w:pPr>
   </w:style>
-  <w:style w:styleId="Title" w:type="paragraph">
+  <w:style w:type="paragraph" w:styleId="Title">
     <w:name w:val="Title"/>
     <w:basedOn w:val="Normal"/>
     <w:next w:val="BodyText"/>
@@ -1871,24 +2116,24 @@
       <w:jc w:val="center"/>
     </w:pPr>
     <w:rPr>
-      <w:rFonts w:asciiTheme="majorHAnsi" w:cstheme="majorBidi" w:eastAsiaTheme="majorEastAsia" w:hAnsiTheme="majorHAnsi"/>
+      <w:rFonts w:asciiTheme="majorHAnsi" w:eastAsiaTheme="majorEastAsia" w:hAnsiTheme="majorHAnsi" w:cstheme="majorBidi"/>
       <w:sz w:val="56"/>
       <w:szCs w:val="56"/>
     </w:rPr>
   </w:style>
-  <w:style w:customStyle="1" w:styleId="TitleChar" w:type="character">
+  <w:style w:type="character" w:customStyle="1" w:styleId="TitleChar">
     <w:name w:val="Title Char"/>
     <w:basedOn w:val="DefaultParagraphFont"/>
     <w:link w:val="Title"/>
     <w:uiPriority w:val="10"/>
     <w:rsid w:val="00A10FD9"/>
     <w:rPr>
-      <w:rFonts w:asciiTheme="majorHAnsi" w:cstheme="majorBidi" w:eastAsiaTheme="majorEastAsia" w:hAnsiTheme="majorHAnsi"/>
+      <w:rFonts w:asciiTheme="majorHAnsi" w:eastAsiaTheme="majorEastAsia" w:hAnsiTheme="majorHAnsi" w:cstheme="majorBidi"/>
       <w:sz w:val="56"/>
       <w:szCs w:val="56"/>
     </w:rPr>
   </w:style>
-  <w:style w:styleId="Subtitle" w:type="paragraph">
+  <w:style w:type="paragraph" w:styleId="Subtitle">
     <w:name w:val="Subtitle"/>
     <w:basedOn w:val="Title"/>
     <w:next w:val="BodyText"/>
@@ -1902,27 +2147,27 @@
       </w:numPr>
     </w:pPr>
     <w:rPr>
-      <w:rFonts w:cstheme="majorBidi" w:eastAsiaTheme="majorEastAsia"/>
+      <w:rFonts w:eastAsiaTheme="majorEastAsia" w:cstheme="majorBidi"/>
       <w:spacing w:val="15"/>
       <w:sz w:val="28"/>
       <w:szCs w:val="28"/>
     </w:rPr>
   </w:style>
-  <w:style w:customStyle="1" w:styleId="SubtitleChar" w:type="character">
+  <w:style w:type="character" w:customStyle="1" w:styleId="SubtitleChar">
     <w:name w:val="Subtitle Char"/>
     <w:basedOn w:val="DefaultParagraphFont"/>
     <w:link w:val="Subtitle"/>
     <w:uiPriority w:val="11"/>
     <w:rsid w:val="00A10FD9"/>
     <w:rPr>
-      <w:rFonts w:cstheme="majorBidi" w:eastAsiaTheme="majorEastAsia"/>
-      <w:color w:themeColor="text1" w:themeTint="A6" w:val="595959"/>
+      <w:rFonts w:eastAsiaTheme="majorEastAsia" w:cstheme="majorBidi"/>
+      <w:color w:val="595959" w:themeColor="text1" w:themeTint="A6"/>
       <w:spacing w:val="15"/>
       <w:sz w:val="28"/>
       <w:szCs w:val="28"/>
     </w:rPr>
   </w:style>
-  <w:style w:customStyle="1" w:styleId="Author" w:type="paragraph">
+  <w:style w:type="paragraph" w:customStyle="1" w:styleId="Author">
     <w:name w:val="Author"/>
     <w:basedOn w:val="Title"/>
     <w:next w:val="BodyText"/>
@@ -1936,7 +2181,7 @@
       <w:szCs w:val="24"/>
     </w:rPr>
   </w:style>
-  <w:style w:styleId="Date" w:type="paragraph">
+  <w:style w:type="paragraph" w:styleId="Date">
     <w:name w:val="Date"/>
     <w:basedOn w:val="Title"/>
     <w:next w:val="BodyText"/>
@@ -1950,7 +2195,7 @@
       <w:szCs w:val="24"/>
     </w:rPr>
   </w:style>
-  <w:style w:customStyle="1" w:styleId="AbstractTitle" w:type="paragraph">
+  <w:style w:type="paragraph" w:customStyle="1" w:styleId="AbstractTitle">
     <w:name w:val="Abstract Title"/>
     <w:basedOn w:val="Normal"/>
     <w:next w:val="Abstract"/>
@@ -1958,7 +2203,7 @@
     <w:pPr>
       <w:keepNext/>
       <w:keepLines/>
-      <w:spacing w:after="0" w:before="300"/>
+      <w:spacing w:before="300" w:after="0"/>
       <w:jc w:val="center"/>
     </w:pPr>
     <w:rPr>
@@ -1967,7 +2212,7 @@
       <w:szCs w:val="20"/>
     </w:rPr>
   </w:style>
-  <w:style w:customStyle="1" w:styleId="Abstract" w:type="paragraph">
+  <w:style w:type="paragraph" w:customStyle="1" w:styleId="Abstract">
     <w:name w:val="Abstract"/>
     <w:basedOn w:val="Normal"/>
     <w:next w:val="BodyText"/>
@@ -1975,14 +2220,14 @@
     <w:pPr>
       <w:keepNext/>
       <w:keepLines/>
-      <w:spacing w:after="300" w:before="100"/>
+      <w:spacing w:before="100" w:after="300"/>
     </w:pPr>
     <w:rPr>
       <w:sz w:val="20"/>
       <w:szCs w:val="20"/>
     </w:rPr>
   </w:style>
-  <w:style w:styleId="Bibliography" w:type="paragraph">
+  <w:style w:type="paragraph" w:styleId="Bibliography">
     <w:name w:val="Bibliography"/>
     <w:basedOn w:val="Normal"/>
     <w:next w:val="Bibliography"/>
@@ -1990,7 +2235,7 @@
     <w:pPr/>
     <w:rPr/>
   </w:style>
-  <w:style w:styleId="Heading1" w:type="paragraph">
+  <w:style w:type="paragraph" w:styleId="Heading1">
     <w:name w:val="heading 1"/>
     <w:basedOn w:val="Normal"/>
     <w:next w:val="BodyText"/>
@@ -2001,17 +2246,17 @@
     <w:pPr>
       <w:keepNext/>
       <w:keepLines/>
-      <w:spacing w:after="80" w:before="360"/>
+      <w:spacing w:before="360" w:after="80"/>
       <w:outlineLvl w:val="0"/>
     </w:pPr>
     <w:rPr>
-      <w:rFonts w:asciiTheme="majorHAnsi" w:cstheme="majorBidi" w:eastAsiaTheme="majorEastAsia" w:hAnsiTheme="majorHAnsi"/>
-      <w:color w:themeColor="accent1" w:themeShade="BF" w:val="0F4761"/>
+      <w:rFonts w:asciiTheme="majorHAnsi" w:eastAsiaTheme="majorEastAsia" w:hAnsiTheme="majorHAnsi" w:cstheme="majorBidi"/>
+      <w:color w:val="0F4761" w:themeColor="accent1" w:themeShade="BF"/>
       <w:sz w:val="40"/>
       <w:szCs w:val="40"/>
     </w:rPr>
   </w:style>
-  <w:style w:styleId="Heading2" w:type="paragraph">
+  <w:style w:type="paragraph" w:styleId="Heading2">
     <w:name w:val="heading 2"/>
     <w:basedOn w:val="Normal"/>
     <w:next w:val="BodyText"/>
@@ -2024,17 +2269,17 @@
     <w:pPr>
       <w:keepNext/>
       <w:keepLines/>
-      <w:spacing w:after="80" w:before="160"/>
+      <w:spacing w:before="160" w:after="80"/>
       <w:outlineLvl w:val="1"/>
     </w:pPr>
     <w:rPr>
-      <w:rFonts w:asciiTheme="majorHAnsi" w:cstheme="majorBidi" w:eastAsiaTheme="majorEastAsia" w:hAnsiTheme="majorHAnsi"/>
-      <w:color w:themeColor="accent1" w:themeShade="BF" w:val="0F4761"/>
+      <w:rFonts w:asciiTheme="majorHAnsi" w:eastAsiaTheme="majorEastAsia" w:hAnsiTheme="majorHAnsi" w:cstheme="majorBidi"/>
+      <w:color w:val="0F4761" w:themeColor="accent1" w:themeShade="BF"/>
       <w:sz w:val="32"/>
       <w:szCs w:val="32"/>
     </w:rPr>
   </w:style>
-  <w:style w:styleId="Heading3" w:type="paragraph">
+  <w:style w:type="paragraph" w:styleId="Heading3">
     <w:name w:val="heading 3"/>
     <w:basedOn w:val="Normal"/>
     <w:next w:val="BodyText"/>
@@ -2047,17 +2292,17 @@
     <w:pPr>
       <w:keepNext/>
       <w:keepLines/>
-      <w:spacing w:after="80" w:before="160"/>
+      <w:spacing w:before="160" w:after="80"/>
       <w:outlineLvl w:val="2"/>
     </w:pPr>
     <w:rPr>
-      <w:rFonts w:cstheme="majorBidi" w:eastAsiaTheme="majorEastAsia"/>
-      <w:color w:themeColor="accent1" w:themeShade="BF" w:val="0F4761"/>
+      <w:rFonts w:eastAsiaTheme="majorEastAsia" w:cstheme="majorBidi"/>
+      <w:color w:val="0F4761" w:themeColor="accent1" w:themeShade="BF"/>
       <w:sz w:val="28"/>
       <w:szCs w:val="28"/>
     </w:rPr>
   </w:style>
-  <w:style w:styleId="Heading4" w:type="paragraph">
+  <w:style w:type="paragraph" w:styleId="Heading4">
     <w:name w:val="heading 4"/>
     <w:basedOn w:val="Normal"/>
     <w:next w:val="BodyText"/>
@@ -2070,17 +2315,17 @@
     <w:pPr>
       <w:keepNext/>
       <w:keepLines/>
-      <w:spacing w:after="40" w:before="80"/>
+      <w:spacing w:before="80" w:after="40"/>
       <w:outlineLvl w:val="3"/>
     </w:pPr>
     <w:rPr>
-      <w:rFonts w:cstheme="majorBidi" w:eastAsiaTheme="majorEastAsia"/>
+      <w:rFonts w:eastAsiaTheme="majorEastAsia" w:cstheme="majorBidi"/>
       <w:i/>
       <w:iCs/>
-      <w:color w:themeColor="accent1" w:themeShade="BF" w:val="0F4761"/>
-    </w:rPr>
-  </w:style>
-  <w:style w:styleId="Heading5" w:type="paragraph">
+      <w:color w:val="0F4761" w:themeColor="accent1" w:themeShade="BF"/>
+    </w:rPr>
+  </w:style>
+  <w:style w:type="paragraph" w:styleId="Heading5">
     <w:name w:val="heading 5"/>
     <w:basedOn w:val="Normal"/>
     <w:next w:val="BodyText"/>
@@ -2093,15 +2338,15 @@
     <w:pPr>
       <w:keepNext/>
       <w:keepLines/>
-      <w:spacing w:after="40" w:before="80"/>
+      <w:spacing w:before="80" w:after="40"/>
       <w:outlineLvl w:val="4"/>
     </w:pPr>
     <w:rPr>
-      <w:rFonts w:cstheme="majorBidi" w:eastAsiaTheme="majorEastAsia"/>
-      <w:color w:themeColor="accent1" w:themeShade="BF" w:val="0F4761"/>
-    </w:rPr>
-  </w:style>
-  <w:style w:styleId="Heading6" w:type="paragraph">
+      <w:rFonts w:eastAsiaTheme="majorEastAsia" w:cstheme="majorBidi"/>
+      <w:color w:val="0F4761" w:themeColor="accent1" w:themeShade="BF"/>
+    </w:rPr>
+  </w:style>
+  <w:style w:type="paragraph" w:styleId="Heading6">
     <w:name w:val="heading 6"/>
     <w:basedOn w:val="Normal"/>
     <w:next w:val="BodyText"/>
@@ -2114,17 +2359,17 @@
     <w:pPr>
       <w:keepNext/>
       <w:keepLines/>
-      <w:spacing w:after="0" w:before="40"/>
+      <w:spacing w:before="40" w:after="0"/>
       <w:outlineLvl w:val="5"/>
     </w:pPr>
     <w:rPr>
-      <w:rFonts w:cstheme="majorBidi" w:eastAsiaTheme="majorEastAsia"/>
+      <w:rFonts w:eastAsiaTheme="majorEastAsia" w:cstheme="majorBidi"/>
       <w:i/>
       <w:iCs/>
-      <w:color w:themeColor="text1" w:themeTint="A6" w:val="595959"/>
-    </w:rPr>
-  </w:style>
-  <w:style w:styleId="Heading7" w:type="paragraph">
+      <w:color w:val="595959" w:themeColor="text1" w:themeTint="A6"/>
+    </w:rPr>
+  </w:style>
+  <w:style w:type="paragraph" w:styleId="Heading7">
     <w:name w:val="heading 7"/>
     <w:basedOn w:val="Normal"/>
     <w:next w:val="BodyText"/>
@@ -2137,15 +2382,15 @@
     <w:pPr>
       <w:keepNext/>
       <w:keepLines/>
-      <w:spacing w:after="0" w:before="40"/>
+      <w:spacing w:before="40" w:after="0"/>
       <w:outlineLvl w:val="6"/>
     </w:pPr>
     <w:rPr>
-      <w:rFonts w:cstheme="majorBidi" w:eastAsiaTheme="majorEastAsia"/>
-      <w:color w:themeColor="text1" w:themeTint="A6" w:val="595959"/>
-    </w:rPr>
-  </w:style>
-  <w:style w:styleId="Heading8" w:type="paragraph">
+      <w:rFonts w:eastAsiaTheme="majorEastAsia" w:cstheme="majorBidi"/>
+      <w:color w:val="595959" w:themeColor="text1" w:themeTint="A6"/>
+    </w:rPr>
+  </w:style>
+  <w:style w:type="paragraph" w:styleId="Heading8">
     <w:name w:val="heading 8"/>
     <w:basedOn w:val="Normal"/>
     <w:next w:val="BodyText"/>
@@ -2162,13 +2407,13 @@
       <w:outlineLvl w:val="7"/>
     </w:pPr>
     <w:rPr>
-      <w:rFonts w:cstheme="majorBidi" w:eastAsiaTheme="majorEastAsia"/>
+      <w:rFonts w:eastAsiaTheme="majorEastAsia" w:cstheme="majorBidi"/>
       <w:i/>
       <w:iCs/>
-      <w:color w:themeColor="text1" w:themeTint="D8" w:val="272727"/>
-    </w:rPr>
-  </w:style>
-  <w:style w:styleId="Heading9" w:type="paragraph">
+      <w:color w:val="272727" w:themeColor="text1" w:themeTint="D8"/>
+    </w:rPr>
+  </w:style>
+  <w:style w:type="paragraph" w:styleId="Heading9">
     <w:name w:val="heading 9"/>
     <w:basedOn w:val="Normal"/>
     <w:next w:val="BodyText"/>
@@ -2185,24 +2430,24 @@
       <w:outlineLvl w:val="8"/>
     </w:pPr>
     <w:rPr>
-      <w:rFonts w:cstheme="majorBidi" w:eastAsiaTheme="majorEastAsia"/>
-      <w:color w:themeColor="text1" w:themeTint="D8" w:val="272727"/>
-    </w:rPr>
-  </w:style>
-  <w:style w:customStyle="1" w:styleId="Heading1Char" w:type="character">
+      <w:rFonts w:eastAsiaTheme="majorEastAsia" w:cstheme="majorBidi"/>
+      <w:color w:val="272727" w:themeColor="text1" w:themeTint="D8"/>
+    </w:rPr>
+  </w:style>
+  <w:style w:type="character" w:customStyle="1" w:styleId="Heading1Char">
     <w:name w:val="Heading 1 Char"/>
     <w:basedOn w:val="DefaultParagraphFont"/>
     <w:link w:val="Heading1"/>
     <w:uiPriority w:val="9"/>
     <w:rsid w:val="00A10FD9"/>
     <w:rPr>
-      <w:rFonts w:asciiTheme="majorHAnsi" w:cstheme="majorBidi" w:eastAsiaTheme="majorEastAsia" w:hAnsiTheme="majorHAnsi"/>
-      <w:color w:themeColor="accent1" w:themeShade="BF" w:val="0F4761"/>
+      <w:rFonts w:asciiTheme="majorHAnsi" w:eastAsiaTheme="majorEastAsia" w:hAnsiTheme="majorHAnsi" w:cstheme="majorBidi"/>
+      <w:color w:val="0F4761" w:themeColor="accent1" w:themeShade="BF"/>
       <w:sz w:val="40"/>
       <w:szCs w:val="40"/>
     </w:rPr>
   </w:style>
-  <w:style w:customStyle="1" w:styleId="Heading2Char" w:type="character">
+  <w:style w:type="character" w:customStyle="1" w:styleId="Heading2Char">
     <w:name w:val="Heading 2 Char"/>
     <w:basedOn w:val="DefaultParagraphFont"/>
     <w:link w:val="Heading2"/>
@@ -2210,13 +2455,13 @@
     <w:semiHidden/>
     <w:rsid w:val="00A10FD9"/>
     <w:rPr>
-      <w:rFonts w:asciiTheme="majorHAnsi" w:cstheme="majorBidi" w:eastAsiaTheme="majorEastAsia" w:hAnsiTheme="majorHAnsi"/>
-      <w:color w:themeColor="accent1" w:themeShade="BF" w:val="0F4761"/>
+      <w:rFonts w:asciiTheme="majorHAnsi" w:eastAsiaTheme="majorEastAsia" w:hAnsiTheme="majorHAnsi" w:cstheme="majorBidi"/>
+      <w:color w:val="0F4761" w:themeColor="accent1" w:themeShade="BF"/>
       <w:sz w:val="32"/>
       <w:szCs w:val="32"/>
     </w:rPr>
   </w:style>
-  <w:style w:customStyle="1" w:styleId="Heading3Char" w:type="character">
+  <w:style w:type="character" w:customStyle="1" w:styleId="Heading3Char">
     <w:name w:val="Heading 3 Char"/>
     <w:basedOn w:val="DefaultParagraphFont"/>
     <w:link w:val="Heading3"/>
@@ -2224,13 +2469,13 @@
     <w:semiHidden/>
     <w:rsid w:val="00A10FD9"/>
     <w:rPr>
-      <w:rFonts w:cstheme="majorBidi" w:eastAsiaTheme="majorEastAsia"/>
-      <w:color w:themeColor="accent1" w:themeShade="BF" w:val="0F4761"/>
+      <w:rFonts w:eastAsiaTheme="majorEastAsia" w:cstheme="majorBidi"/>
+      <w:color w:val="0F4761" w:themeColor="accent1" w:themeShade="BF"/>
       <w:sz w:val="28"/>
       <w:szCs w:val="28"/>
     </w:rPr>
   </w:style>
-  <w:style w:customStyle="1" w:styleId="Heading4Char" w:type="character">
+  <w:style w:type="character" w:customStyle="1" w:styleId="Heading4Char">
     <w:name w:val="Heading 4 Char"/>
     <w:basedOn w:val="DefaultParagraphFont"/>
     <w:link w:val="Heading4"/>
@@ -2238,13 +2483,13 @@
     <w:semiHidden/>
     <w:rsid w:val="00A10FD9"/>
     <w:rPr>
-      <w:rFonts w:cstheme="majorBidi" w:eastAsiaTheme="majorEastAsia"/>
+      <w:rFonts w:eastAsiaTheme="majorEastAsia" w:cstheme="majorBidi"/>
       <w:i/>
       <w:iCs/>
-      <w:color w:themeColor="accent1" w:themeShade="BF" w:val="0F4761"/>
-    </w:rPr>
-  </w:style>
-  <w:style w:customStyle="1" w:styleId="Heading5Char" w:type="character">
+      <w:color w:val="0F4761" w:themeColor="accent1" w:themeShade="BF"/>
+    </w:rPr>
+  </w:style>
+  <w:style w:type="character" w:customStyle="1" w:styleId="Heading5Char">
     <w:name w:val="Heading 5 Char"/>
     <w:basedOn w:val="DefaultParagraphFont"/>
     <w:link w:val="Heading5"/>
@@ -2252,11 +2497,11 @@
     <w:semiHidden/>
     <w:rsid w:val="00A10FD9"/>
     <w:rPr>
-      <w:rFonts w:cstheme="majorBidi" w:eastAsiaTheme="majorEastAsia"/>
-      <w:color w:themeColor="accent1" w:themeShade="BF" w:val="0F4761"/>
-    </w:rPr>
-  </w:style>
-  <w:style w:customStyle="1" w:styleId="Heading6Char" w:type="character">
+      <w:rFonts w:eastAsiaTheme="majorEastAsia" w:cstheme="majorBidi"/>
+      <w:color w:val="0F4761" w:themeColor="accent1" w:themeShade="BF"/>
+    </w:rPr>
+  </w:style>
+  <w:style w:type="character" w:customStyle="1" w:styleId="Heading6Char">
     <w:name w:val="Heading 6 Char"/>
     <w:basedOn w:val="DefaultParagraphFont"/>
     <w:link w:val="Heading6"/>
@@ -2264,13 +2509,13 @@
     <w:semiHidden/>
     <w:rsid w:val="00A10FD9"/>
     <w:rPr>
-      <w:rFonts w:cstheme="majorBidi" w:eastAsiaTheme="majorEastAsia"/>
+      <w:rFonts w:eastAsiaTheme="majorEastAsia" w:cstheme="majorBidi"/>
       <w:i/>
       <w:iCs/>
-      <w:color w:themeColor="text1" w:themeTint="A6" w:val="595959"/>
-    </w:rPr>
-  </w:style>
-  <w:style w:customStyle="1" w:styleId="Heading7Char" w:type="character">
+      <w:color w:val="595959" w:themeColor="text1" w:themeTint="A6"/>
+    </w:rPr>
+  </w:style>
+  <w:style w:type="character" w:customStyle="1" w:styleId="Heading7Char">
     <w:name w:val="Heading 7 Char"/>
     <w:basedOn w:val="DefaultParagraphFont"/>
     <w:link w:val="Heading7"/>
@@ -2278,11 +2523,11 @@
     <w:semiHidden/>
     <w:rsid w:val="00A10FD9"/>
     <w:rPr>
-      <w:rFonts w:cstheme="majorBidi" w:eastAsiaTheme="majorEastAsia"/>
-      <w:color w:themeColor="text1" w:themeTint="A6" w:val="595959"/>
-    </w:rPr>
-  </w:style>
-  <w:style w:customStyle="1" w:styleId="Heading8Char" w:type="character">
+      <w:rFonts w:eastAsiaTheme="majorEastAsia" w:cstheme="majorBidi"/>
+      <w:color w:val="595959" w:themeColor="text1" w:themeTint="A6"/>
+    </w:rPr>
+  </w:style>
+  <w:style w:type="character" w:customStyle="1" w:styleId="Heading8Char">
     <w:name w:val="Heading 8 Char"/>
     <w:basedOn w:val="DefaultParagraphFont"/>
     <w:link w:val="Heading8"/>
@@ -2290,13 +2535,13 @@
     <w:semiHidden/>
     <w:rsid w:val="00A10FD9"/>
     <w:rPr>
-      <w:rFonts w:cstheme="majorBidi" w:eastAsiaTheme="majorEastAsia"/>
+      <w:rFonts w:eastAsiaTheme="majorEastAsia" w:cstheme="majorBidi"/>
       <w:i/>
       <w:iCs/>
-      <w:color w:themeColor="text1" w:themeTint="D8" w:val="272727"/>
-    </w:rPr>
-  </w:style>
-  <w:style w:customStyle="1" w:styleId="Heading9Char" w:type="character">
+      <w:color w:val="272727" w:themeColor="text1" w:themeTint="D8"/>
+    </w:rPr>
+  </w:style>
+  <w:style w:type="character" w:customStyle="1" w:styleId="Heading9Char">
     <w:name w:val="Heading 9 Char"/>
     <w:basedOn w:val="DefaultParagraphFont"/>
     <w:link w:val="Heading9"/>
@@ -2304,11 +2549,11 @@
     <w:semiHidden/>
     <w:rsid w:val="00A10FD9"/>
     <w:rPr>
-      <w:rFonts w:cstheme="majorBidi" w:eastAsiaTheme="majorEastAsia"/>
-      <w:color w:themeColor="text1" w:themeTint="D8" w:val="272727"/>
-    </w:rPr>
-  </w:style>
-  <w:style w:styleId="BlockText" w:type="paragraph">
+      <w:rFonts w:eastAsiaTheme="majorEastAsia" w:cstheme="majorBidi"/>
+      <w:color w:val="272727" w:themeColor="text1" w:themeTint="D8"/>
+    </w:rPr>
+  </w:style>
+  <w:style w:type="paragraph" w:styleId="BlockText">
     <w:name w:val="Block Text"/>
     <w:basedOn w:val="BodyText"/>
     <w:next w:val="BodyText"/>
@@ -2316,11 +2561,11 @@
     <w:unhideWhenUsed/>
     <w:qFormat/>
     <w:pPr>
-      <w:spacing w:after="100" w:before="100"/>
+      <w:spacing w:before="100" w:after="100"/>
       <w:ind w:firstLine="0" w:left="480" w:right="480"/>
     </w:pPr>
   </w:style>
-  <w:style w:styleId="FootnoteText" w:type="paragraph">
+  <w:style w:type="paragraph" w:styleId="FootnoteText">
     <w:name w:val="Footnote Text"/>
     <w:basedOn w:val="Normal"/>
     <w:next w:val="FootnoteText"/>
@@ -2328,7 +2573,7 @@
     <w:unhideWhenUsed/>
     <w:qFormat/>
   </w:style>
-  <w:style w:styleId="FootnoteBlockText" w:type="paragraph">
+  <w:style w:type="paragraph" w:styleId="FootnoteBlockText">
     <w:name w:val="Footnote Block Text"/>
     <w:basedOn w:val="FootnoteText"/>
     <w:next w:val="FootnoteText"/>
@@ -2336,38 +2581,29 @@
     <w:unhideWhenUsed/>
     <w:qFormat/>
     <w:pPr>
-      <w:spacing w:after="100" w:before="100"/>
+      <w:spacing w:before="100" w:after="100"/>
       <w:ind w:firstLine="0" w:left="480" w:right="480"/>
     </w:pPr>
   </w:style>
-  <w:style w:default="1" w:styleId="DefaultParagraphFont" w:type="character">
+  <w:style w:type="character" w:default="1" w:styleId="DefaultParagraphFont">
     <w:name w:val="Default Paragraph Font"/>
     <w:semiHidden/>
     <w:unhideWhenUsed/>
   </w:style>
-  <w:style w:default="1" w:styleId="Table" w:type="table">
+  <w:style w:type="table" w:default="1" w:styleId="Table">
     <w:name w:val="Table"/>
     <w:basedOn w:val="TableNormal"/>
-    <w:semiHidden/>
-    <w:unhideWhenUsed/>
     <w:qFormat/>
     <w:tblPr>
-      <w:tblInd w:type="dxa" w:w="0"/>
+      <w:tblInd w:w="0" w:type="dxa"/>
       <w:tblCellMar>
-        <w:top w:type="dxa" w:w="0"/>
-        <w:left w:type="dxa" w:w="108"/>
-        <w:bottom w:type="dxa" w:w="0"/>
-        <w:right w:type="dxa" w:w="108"/>
+        <w:top w:w="0" w:type="dxa"/>
+        <w:left w:w="108" w:type="dxa"/>
+        <w:bottom w:w="0" w:type="dxa"/>
+        <w:right w:w="108" w:type="dxa"/>
       </w:tblCellMar>
     </w:tblPr>
     <w:tblStylePr w:type="firstRow">
-      <w:tblPr>
-        <w:jc w:val="left"/>
-        <w:tblInd w:type="dxa" w:w="0"/>
-      </w:tblPr>
-      <w:trPr>
-        <w:jc w:val="left"/>
-      </w:trPr>
       <w:tcPr>
         <w:tcBorders>
           <w:bottom w:val="single"/>
@@ -2376,7 +2612,7 @@
       </w:tcPr>
     </w:tblStylePr>
   </w:style>
-  <w:style w:customStyle="1" w:styleId="DefinitionTerm" w:type="paragraph">
+  <w:style w:type="paragraph" w:customStyle="1" w:styleId="DefinitionTerm">
     <w:name w:val="Definition Term"/>
     <w:basedOn w:val="Normal"/>
     <w:next w:val="Definition"/>
@@ -2389,49 +2625,49 @@
       <w:b/>
     </w:rPr>
   </w:style>
-  <w:style w:customStyle="1" w:styleId="Definition" w:type="paragraph">
+  <w:style w:type="paragraph" w:customStyle="1" w:styleId="Definition">
     <w:name w:val="Definition"/>
     <w:basedOn w:val="Normal"/>
   </w:style>
-  <w:style w:styleId="Caption" w:type="paragraph">
+  <w:style w:type="paragraph" w:styleId="Caption">
     <w:name w:val="Caption"/>
     <w:basedOn w:val="Normal"/>
     <w:link w:val="BodyTextChar"/>
     <w:pPr>
-      <w:spacing w:after="120" w:before="0"/>
+      <w:spacing w:before="0" w:after="120"/>
     </w:pPr>
     <w:rPr>
       <w:i/>
     </w:rPr>
   </w:style>
-  <w:style w:customStyle="1" w:styleId="TableCaption" w:type="paragraph">
+  <w:style w:type="paragraph" w:customStyle="1" w:styleId="TableCaption">
     <w:name w:val="Table Caption"/>
     <w:basedOn w:val="Caption"/>
     <w:pPr>
       <w:keepNext/>
     </w:pPr>
   </w:style>
-  <w:style w:customStyle="1" w:styleId="ImageCaption" w:type="paragraph">
+  <w:style w:type="paragraph" w:customStyle="1" w:styleId="ImageCaption">
     <w:name w:val="Image Caption"/>
     <w:basedOn w:val="Caption"/>
   </w:style>
-  <w:style w:customStyle="1" w:styleId="Figure" w:type="paragraph">
+  <w:style w:type="paragraph" w:customStyle="1" w:styleId="Figure">
     <w:name w:val="Figure"/>
     <w:basedOn w:val="Normal"/>
   </w:style>
-  <w:style w:customStyle="1" w:styleId="CaptionedFigure" w:type="paragraph">
+  <w:style w:type="paragraph" w:customStyle="1" w:styleId="CaptionedFigure">
     <w:name w:val="Captioned Figure"/>
     <w:basedOn w:val="Figure"/>
     <w:pPr>
       <w:keepNext/>
     </w:pPr>
   </w:style>
-  <w:style w:customStyle="1" w:styleId="BodyTextChar" w:type="character">
+  <w:style w:type="character" w:customStyle="1" w:styleId="BodyTextChar">
     <w:name w:val="Body Text Char"/>
     <w:basedOn w:val="DefaultParagraphFont"/>
     <w:link w:val="BodyText"/>
   </w:style>
-  <w:style w:customStyle="1" w:styleId="VerbatimChar" w:type="character">
+  <w:style w:type="character" w:customStyle="1" w:styleId="VerbatimChar">
     <w:name w:val="Verbatim Char"/>
     <w:basedOn w:val="BodyTextChar"/>
     <w:rPr>
@@ -2439,25 +2675,25 @@
       <w:sz w:val="22"/>
     </w:rPr>
   </w:style>
-  <w:style w:customStyle="1" w:styleId="SectionNumber" w:type="character">
+  <w:style w:type="character" w:customStyle="1" w:styleId="SectionNumber">
     <w:name w:val="Section Number"/>
     <w:basedOn w:val="BodyTextChar"/>
   </w:style>
-  <w:style w:styleId="FootnoteReference" w:type="character">
+  <w:style w:type="character" w:styleId="FootnoteReference">
     <w:name w:val="Footnote Reference"/>
     <w:basedOn w:val="BodyTextChar"/>
     <w:rPr>
       <w:vertAlign w:val="superscript"/>
     </w:rPr>
   </w:style>
-  <w:style w:styleId="Hyperlink" w:type="character">
+  <w:style w:type="character" w:styleId="Hyperlink">
     <w:name w:val="Hyperlink"/>
     <w:basedOn w:val="BodyTextChar"/>
     <w:rPr>
-      <w:color w:themeColor="accent1" w:val="4F81BD"/>
-    </w:rPr>
-  </w:style>
-  <w:style w:styleId="TOCHeading" w:type="paragraph">
+      <w:color w:val="4F81BD" w:themeColor="accent1"/>
+    </w:rPr>
+  </w:style>
+  <w:style w:type="paragraph" w:styleId="TOCHeading">
     <w:name w:val="TOC Heading"/>
     <w:basedOn w:val="Heading1"/>
     <w:next w:val="BodyText"/>
@@ -2469,10 +2705,10 @@
       <w:outlineLvl w:val="9"/>
     </w:pPr>
     <w:rPr>
-      <w:rFonts w:asciiTheme="majorHAnsi" w:cstheme="majorBidi" w:eastAsiaTheme="majorEastAsia" w:hAnsiTheme="majorHAnsi"/>
+      <w:rFonts w:asciiTheme="majorHAnsi" w:eastAsiaTheme="majorEastAsia" w:hAnsiTheme="majorHAnsi" w:cstheme="majorBidi"/>
       <w:b w:val="0"/>
       <w:bCs w:val="0"/>
-      <w:color w:themeColor="accent1" w:themeShade="BF" w:val="365F91"/>
+      <w:color w:val="365F91" w:themeColor="accent1" w:themeShade="BF"/>
     </w:rPr>
   </w:style>
   <w:style w:type="paragraph" w:customStyle="1" w:styleId="SourceCode">
